--- a/Objectif.docx
+++ b/Objectif.docx
@@ -76,19 +76,34 @@
     </w:p>
     <w:p>
       <w:r>
-        <w:t xml:space="preserve">Mode interactif avec fiche compétence du module 12 (pouvoir lire et extraire) </w:t>
+        <w:rPr>
+          <w:highlight w:val="cyan"/>
+        </w:rPr>
+        <w:t>Mode interactif avec fiche compétence du module 12 (pouvoir lire et extraire)</w:t>
+      </w:r>
+      <w:r>
+        <w:t xml:space="preserve"> </w:t>
       </w:r>
     </w:p>
     <w:p>
       <w:r>
+        <w:rPr>
+          <w:highlight w:val="cyan"/>
+        </w:rPr>
         <w:t xml:space="preserve">Définition de la veille et le lien avec </w:t>
       </w:r>
       <w:proofErr w:type="spellStart"/>
       <w:r>
+        <w:rPr>
+          <w:highlight w:val="cyan"/>
+        </w:rPr>
         <w:t>qualiopi</w:t>
       </w:r>
       <w:proofErr w:type="spellEnd"/>
       <w:r>
+        <w:rPr>
+          <w:highlight w:val="cyan"/>
+        </w:rPr>
         <w:t xml:space="preserve"> (important indicateur)</w:t>
       </w:r>
     </w:p>
@@ -105,6 +120,9 @@
     </w:p>
     <w:p>
       <w:r>
+        <w:rPr>
+          <w:highlight w:val="cyan"/>
+        </w:rPr>
         <w:t>Diffèrent acteur institutionnelle, lié le différent acteur a la formation et au métier et réaliser un mapping</w:t>
       </w:r>
     </w:p>
